--- a/generated_onenote_pages/03_Project_Setups/01_Billing_Service_Setup__billing-architecture-overview.docx
+++ b/generated_onenote_pages/03_Project_Setups/01_Billing_Service_Setup__billing-architecture-overview.docx
@@ -8,6 +8,14 @@
       </w:pPr>
       <w:r>
         <w:t>Billing Service Architecture Overview</w:t>
+      </w:r>
+    </w:p>
+    <w:p>
+      <w:pPr>
+        <w:pStyle w:val="IntenseQuote"/>
+      </w:pPr>
+      <w:r>
+        <w:t>Attached to the "Billing Service Setup" project setup record in the Project Setups section, owned by Payments Team.</w:t>
       </w:r>
     </w:p>
     <w:p>
